--- a/Canaan_ERP_Quotation_CAN-ERP-2026-002.docx
+++ b/Canaan_ERP_Quotation_CAN-ERP-2026-002.docx
@@ -328,7 +328,7 @@
                 <w:sz w:val="19"/>
                 <w:szCs w:val="19"/>
               </w:rPr>
-              <w:t xml:space="preserve">This quotation is based on the fully developed and tested software system. The system includes extensive features such as mobile apps, a web dashboard, desktop software, and advanced security. The pricing reflects a special long term partnership rate of ₹3,00,000, which is significantly lower than standard market rates for a system of this scale.</w:t>
+              <w:t xml:space="preserve">This quotation is based on the fully developed and tested software system. The system includes a web dashboard, desktop software, a dedicated Admin mobile app, a dedicated Yard Supervisor mobile app, in-app chat, and advanced security. The pricing reflects a special long term partnership rate of ₹4,00,000, which is significantly lower than standard market rates for a system of this scale.</w:t>
             </w:r>
           </w:p>
         </w:tc>
@@ -402,7 +402,7 @@
           <w:sz w:val="20"/>
           <w:szCs w:val="20"/>
         </w:rPr>
-        <w:t xml:space="preserve">The platform is available on four different devices:</w:t>
+        <w:t xml:space="preserve">The platform is available across web, desktop, and two dedicated mobile apps:</w:t>
       </w:r>
     </w:p>
     <w:p>
@@ -421,7 +421,7 @@
           <w:sz w:val="20"/>
           <w:szCs w:val="20"/>
         </w:rPr>
-        <w:t xml:space="preserve">A Web Application, accessible on any internet browser</w:t>
+        <w:t xml:space="preserve">A Web Application with 61 screens, accessible on any internet browser</w:t>
       </w:r>
     </w:p>
     <w:p>
@@ -440,7 +440,7 @@
           <w:sz w:val="20"/>
           <w:szCs w:val="20"/>
         </w:rPr>
-        <w:t xml:space="preserve">A Windows Desktop Application, designed for fast, focused office use</w:t>
+        <w:t xml:space="preserve">A Windows Desktop Application, packaged as an installable app for fast, focused office use</w:t>
       </w:r>
     </w:p>
     <w:p>
@@ -459,7 +459,7 @@
           <w:sz w:val="20"/>
           <w:szCs w:val="20"/>
         </w:rPr>
-        <w:t xml:space="preserve">An Android App, a secure mobile app for managing operations on the go</w:t>
+        <w:t xml:space="preserve">An Admin Mobile App (Android &amp; iOS) for dashboards, trips, fleet, maintenance, attendance, P&amp;L, approvals, audit log, and chat, on the go</w:t>
       </w:r>
     </w:p>
     <w:p>
@@ -478,7 +478,7 @@
           <w:sz w:val="20"/>
           <w:szCs w:val="20"/>
         </w:rPr>
-        <w:t xml:space="preserve">An iOS App, a secure mobile app for iPhones</w:t>
+        <w:t xml:space="preserve">A Yard Supervisor Mobile App (Android &amp; iOS) — a separate, role-isolated app built for yard staff: trip sheet collection, driver advance verification, PDF generation, and pending-collection alerts</w:t>
       </w:r>
     </w:p>
     <w:p>
@@ -570,7 +570,7 @@
                 <w:sz w:val="19"/>
                 <w:szCs w:val="19"/>
               </w:rPr>
-              <w:t xml:space="preserve">The ₹3,00,000 total is offered as a special long term partnership rate. The standard market rate for a system of this size and quality (covering web, desktop, and mobile apps with advanced security) is typically ₹5 to ₹6 lakhs. This price is a deliberate choice to build a strong, ongoing relationship with Canaan.</w:t>
+              <w:t xml:space="preserve">The ₹4,00,000 total is offered as a special long term partnership rate. The standard market rate for a system of this size and quality (covering web, desktop, two dedicated mobile apps, in-app chat, and advanced security) is typically ₹6 to ₹7 lakhs. This price is a deliberate choice to build a strong, ongoing relationship with Canaan.</w:t>
             </w:r>
           </w:p>
         </w:tc>
@@ -1170,7 +1170,7 @@
                 <w:sz w:val="18"/>
                 <w:szCs w:val="18"/>
               </w:rPr>
-              <w:t xml:space="preserve">Provides a dedicated screen for collecting trip sheets, verifying driver advances, and sending alerts for pending collections.</w:t>
+              <w:t xml:space="preserve">Backend and web workflow for collecting trip sheets, verifying driver advances, and sending alerts for pending collections — now also delivered as its own mobile app (see #20).</w:t>
             </w:r>
           </w:p>
         </w:tc>
@@ -2784,7 +2784,7 @@
                 <w:sz w:val="18"/>
                 <w:szCs w:val="18"/>
               </w:rPr>
-              <w:t xml:space="preserve">Mobile App (Android &amp; iOS)</w:t>
+              <w:t xml:space="preserve">Admin Mobile App (Android &amp; iOS)</w:t>
             </w:r>
           </w:p>
         </w:tc>
@@ -2820,7 +2820,7 @@
                 <w:sz w:val="18"/>
                 <w:szCs w:val="18"/>
               </w:rPr>
-              <w:t xml:space="preserve">A powerful companion app for admins to view dashboards, track trips, manage attendance, and handle approvals on the go, even offline.</w:t>
+              <w:t xml:space="preserve">A powerful companion app for admins to view dashboards, track trips, manage fleet and maintenance, handle attendance and approvals, review P&amp;L, and chat, on the go.</w:t>
             </w:r>
           </w:p>
         </w:tc>
@@ -2894,7 +2894,7 @@
                 <w:sz w:val="18"/>
                 <w:szCs w:val="18"/>
               </w:rPr>
-              <w:t xml:space="preserve">Advanced Security</w:t>
+              <w:t xml:space="preserve">Yard Supervisor Mobile App (Android &amp; iOS)</w:t>
             </w:r>
           </w:p>
         </w:tc>
@@ -2930,7 +2930,227 @@
                 <w:sz w:val="18"/>
                 <w:szCs w:val="18"/>
               </w:rPr>
-              <w:t xml:space="preserve">Protects your data with bank level security features, secure logins, encryption, and protection against unauthorized access or screen recording.</w:t>
+              <w:t xml:space="preserve">A separate, role-isolated mobile app built specifically for yard staff: collecting trip sheets, verifying driver advances, generating PDF collection records, and receiving pending-collection alerts. Yard Supervisors are confined to this app; Admins cannot access it and vice versa.</w:t>
+            </w:r>
+          </w:p>
+        </w:tc>
+      </w:tr>
+      <w:tr>
+        <w:tc>
+          <w:tcPr>
+            <w:tcW w:type="dxa" w:w="487"/>
+            <w:tcBorders>
+              <w:top w:val="single" w:color="D8D8D8" w:sz="2"/>
+              <w:left w:val="single" w:color="D8D8D8" w:sz="2"/>
+              <w:bottom w:val="single" w:color="D8D8D8" w:sz="2"/>
+              <w:right w:val="single" w:color="D8D8D8" w:sz="2"/>
+            </w:tcBorders>
+            <w:shd w:fill="FFFFFF" w:val="clear"/>
+            <w:tcMar>
+              <w:top w:type="dxa" w:w="80"/>
+              <w:left w:type="dxa" w:w="120"/>
+              <w:bottom w:type="dxa" w:w="80"/>
+              <w:right w:type="dxa" w:w="120"/>
+            </w:tcMar>
+            <w:vAlign w:val="top"/>
+          </w:tcPr>
+          <w:p>
+            <w:pPr>
+              <w:spacing w:after="0" w:before="0"/>
+              <w:jc w:val="left"/>
+            </w:pPr>
+            <w:r>
+              <w:rPr>
+                <w:rFonts w:ascii="Calibri" w:cs="Calibri" w:eastAsia="Calibri" w:hAnsi="Calibri"/>
+                <w:b/>
+                <w:bCs/>
+                <w:color w:val="1B3157"/>
+                <w:sz w:val="18"/>
+                <w:szCs w:val="18"/>
+              </w:rPr>
+              <w:t xml:space="preserve">21</w:t>
+            </w:r>
+          </w:p>
+        </w:tc>
+        <w:tc>
+          <w:tcPr>
+            <w:tcW w:type="dxa" w:w="2437"/>
+            <w:tcBorders>
+              <w:top w:val="single" w:color="D8D8D8" w:sz="2"/>
+              <w:left w:val="single" w:color="D8D8D8" w:sz="2"/>
+              <w:bottom w:val="single" w:color="D8D8D8" w:sz="2"/>
+              <w:right w:val="single" w:color="D8D8D8" w:sz="2"/>
+            </w:tcBorders>
+            <w:shd w:fill="FFFFFF" w:val="clear"/>
+            <w:tcMar>
+              <w:top w:type="dxa" w:w="80"/>
+              <w:left w:type="dxa" w:w="120"/>
+              <w:bottom w:type="dxa" w:w="80"/>
+              <w:right w:type="dxa" w:w="120"/>
+            </w:tcMar>
+            <w:vAlign w:val="top"/>
+          </w:tcPr>
+          <w:p>
+            <w:pPr>
+              <w:spacing w:after="0" w:before="0"/>
+              <w:jc w:val="left"/>
+            </w:pPr>
+            <w:r>
+              <w:rPr>
+                <w:rFonts w:ascii="Calibri" w:cs="Calibri" w:eastAsia="Calibri" w:hAnsi="Calibri"/>
+                <w:b w:val="false"/>
+                <w:bCs w:val="false"/>
+                <w:color w:val="333333"/>
+                <w:sz w:val="18"/>
+                <w:szCs w:val="18"/>
+              </w:rPr>
+              <w:t xml:space="preserve">In-App Chat &amp; Messaging</w:t>
+            </w:r>
+          </w:p>
+        </w:tc>
+        <w:tc>
+          <w:tcPr>
+            <w:tcW w:type="dxa" w:w="6822"/>
+            <w:tcBorders>
+              <w:top w:val="single" w:color="D8D8D8" w:sz="2"/>
+              <w:left w:val="single" w:color="D8D8D8" w:sz="2"/>
+              <w:bottom w:val="single" w:color="D8D8D8" w:sz="2"/>
+              <w:right w:val="single" w:color="D8D8D8" w:sz="2"/>
+            </w:tcBorders>
+            <w:shd w:fill="FFFFFF" w:val="clear"/>
+            <w:tcMar>
+              <w:top w:type="dxa" w:w="80"/>
+              <w:left w:type="dxa" w:w="120"/>
+              <w:bottom w:type="dxa" w:w="80"/>
+              <w:right w:type="dxa" w:w="120"/>
+            </w:tcMar>
+            <w:vAlign w:val="top"/>
+          </w:tcPr>
+          <w:p>
+            <w:pPr>
+              <w:spacing w:after="0" w:before="0"/>
+              <w:jc w:val="left"/>
+            </w:pPr>
+            <w:r>
+              <w:rPr>
+                <w:rFonts w:ascii="Calibri" w:cs="Calibri" w:eastAsia="Calibri" w:hAnsi="Calibri"/>
+                <w:b w:val="false"/>
+                <w:bCs w:val="false"/>
+                <w:color w:val="333333"/>
+                <w:sz w:val="18"/>
+                <w:szCs w:val="18"/>
+              </w:rPr>
+              <w:t xml:space="preserve">Real time messaging between staff, available on both the web dashboard and both mobile apps.</w:t>
+            </w:r>
+          </w:p>
+        </w:tc>
+      </w:tr>
+      <w:tr>
+        <w:tc>
+          <w:tcPr>
+            <w:tcW w:type="dxa" w:w="487"/>
+            <w:tcBorders>
+              <w:top w:val="single" w:color="D8D8D8" w:sz="2"/>
+              <w:left w:val="single" w:color="D8D8D8" w:sz="2"/>
+              <w:bottom w:val="single" w:color="D8D8D8" w:sz="2"/>
+              <w:right w:val="single" w:color="D8D8D8" w:sz="2"/>
+            </w:tcBorders>
+            <w:shd w:fill="F5F5F5" w:val="clear"/>
+            <w:tcMar>
+              <w:top w:type="dxa" w:w="80"/>
+              <w:left w:type="dxa" w:w="120"/>
+              <w:bottom w:type="dxa" w:w="80"/>
+              <w:right w:type="dxa" w:w="120"/>
+            </w:tcMar>
+            <w:vAlign w:val="top"/>
+          </w:tcPr>
+          <w:p>
+            <w:pPr>
+              <w:spacing w:after="0" w:before="0"/>
+              <w:jc w:val="left"/>
+            </w:pPr>
+            <w:r>
+              <w:rPr>
+                <w:rFonts w:ascii="Calibri" w:cs="Calibri" w:eastAsia="Calibri" w:hAnsi="Calibri"/>
+                <w:b/>
+                <w:bCs/>
+                <w:color w:val="1B3157"/>
+                <w:sz w:val="18"/>
+                <w:szCs w:val="18"/>
+              </w:rPr>
+              <w:t xml:space="preserve">22</w:t>
+            </w:r>
+          </w:p>
+        </w:tc>
+        <w:tc>
+          <w:tcPr>
+            <w:tcW w:type="dxa" w:w="2437"/>
+            <w:tcBorders>
+              <w:top w:val="single" w:color="D8D8D8" w:sz="2"/>
+              <w:left w:val="single" w:color="D8D8D8" w:sz="2"/>
+              <w:bottom w:val="single" w:color="D8D8D8" w:sz="2"/>
+              <w:right w:val="single" w:color="D8D8D8" w:sz="2"/>
+            </w:tcBorders>
+            <w:shd w:fill="F5F5F5" w:val="clear"/>
+            <w:tcMar>
+              <w:top w:type="dxa" w:w="80"/>
+              <w:left w:type="dxa" w:w="120"/>
+              <w:bottom w:type="dxa" w:w="80"/>
+              <w:right w:type="dxa" w:w="120"/>
+            </w:tcMar>
+            <w:vAlign w:val="top"/>
+          </w:tcPr>
+          <w:p>
+            <w:pPr>
+              <w:spacing w:after="0" w:before="0"/>
+              <w:jc w:val="left"/>
+            </w:pPr>
+            <w:r>
+              <w:rPr>
+                <w:rFonts w:ascii="Calibri" w:cs="Calibri" w:eastAsia="Calibri" w:hAnsi="Calibri"/>
+                <w:b w:val="false"/>
+                <w:bCs w:val="false"/>
+                <w:color w:val="333333"/>
+                <w:sz w:val="18"/>
+                <w:szCs w:val="18"/>
+              </w:rPr>
+              <w:t xml:space="preserve">Advanced Security</w:t>
+            </w:r>
+          </w:p>
+        </w:tc>
+        <w:tc>
+          <w:tcPr>
+            <w:tcW w:type="dxa" w:w="6822"/>
+            <w:tcBorders>
+              <w:top w:val="single" w:color="D8D8D8" w:sz="2"/>
+              <w:left w:val="single" w:color="D8D8D8" w:sz="2"/>
+              <w:bottom w:val="single" w:color="D8D8D8" w:sz="2"/>
+              <w:right w:val="single" w:color="D8D8D8" w:sz="2"/>
+            </w:tcBorders>
+            <w:shd w:fill="F5F5F5" w:val="clear"/>
+            <w:tcMar>
+              <w:top w:type="dxa" w:w="80"/>
+              <w:left w:type="dxa" w:w="120"/>
+              <w:bottom w:type="dxa" w:w="80"/>
+              <w:right w:type="dxa" w:w="120"/>
+            </w:tcMar>
+            <w:vAlign w:val="top"/>
+          </w:tcPr>
+          <w:p>
+            <w:pPr>
+              <w:spacing w:after="0" w:before="0"/>
+              <w:jc w:val="left"/>
+            </w:pPr>
+            <w:r>
+              <w:rPr>
+                <w:rFonts w:ascii="Calibri" w:cs="Calibri" w:eastAsia="Calibri" w:hAnsi="Calibri"/>
+                <w:b w:val="false"/>
+                <w:bCs w:val="false"/>
+                <w:color w:val="333333"/>
+                <w:sz w:val="18"/>
+                <w:szCs w:val="18"/>
+              </w:rPr>
+              <w:t xml:space="preserve">Protects your data with bank level security features: TLS certificate pinning, hardened secure storage, biometric/device-credential app lock, root/jailbreak detection, native screenshot and screen-recording protection, and code obfuscation.</w:t>
             </w:r>
           </w:p>
         </w:tc>
@@ -3147,7 +3367,7 @@
                 <w:sz w:val="18"/>
                 <w:szCs w:val="18"/>
               </w:rPr>
-              <w:t xml:space="preserve">47 different screens</w:t>
+              <w:t xml:space="preserve">61 different screens</w:t>
             </w:r>
           </w:p>
         </w:tc>
@@ -3221,7 +3441,7 @@
                 <w:sz w:val="18"/>
                 <w:szCs w:val="18"/>
               </w:rPr>
-              <w:t xml:space="preserve">15+ dedicated mobile screens</w:t>
+              <w:t xml:space="preserve">25 dedicated screens across the Admin Mobile App and the Yard Supervisor Mobile App</w:t>
             </w:r>
           </w:p>
         </w:tc>
@@ -3935,7 +4155,7 @@
                 <w:sz w:val="18"/>
                 <w:szCs w:val="18"/>
               </w:rPr>
-              <w:t xml:space="preserve">12,000</w:t>
+              <w:t xml:space="preserve">13,000</w:t>
             </w:r>
           </w:p>
         </w:tc>
@@ -4077,7 +4297,7 @@
                 <w:sz w:val="18"/>
                 <w:szCs w:val="18"/>
               </w:rPr>
-              <w:t xml:space="preserve">28,000</w:t>
+              <w:t xml:space="preserve">32,000</w:t>
             </w:r>
           </w:p>
         </w:tc>
@@ -4150,7 +4370,7 @@
                 <w:sz w:val="18"/>
                 <w:szCs w:val="18"/>
               </w:rPr>
-              <w:t xml:space="preserve">Yard Supervisor Workflow</w:t>
+              <w:t xml:space="preserve">Yard Supervisor Workflow (Backend &amp; Web)</w:t>
             </w:r>
           </w:p>
         </w:tc>
@@ -4361,7 +4581,7 @@
                 <w:sz w:val="18"/>
                 <w:szCs w:val="18"/>
               </w:rPr>
-              <w:t xml:space="preserve">20,000</w:t>
+              <w:t xml:space="preserve">25,000</w:t>
             </w:r>
           </w:p>
         </w:tc>
@@ -4503,7 +4723,7 @@
                 <w:sz w:val="18"/>
                 <w:szCs w:val="18"/>
               </w:rPr>
-              <w:t xml:space="preserve">28,000</w:t>
+              <w:t xml:space="preserve">32,000</w:t>
             </w:r>
           </w:p>
         </w:tc>
@@ -5497,7 +5717,7 @@
                 <w:sz w:val="18"/>
                 <w:szCs w:val="18"/>
               </w:rPr>
-              <w:t xml:space="preserve">25,000</w:t>
+              <w:t xml:space="preserve">30,000</w:t>
             </w:r>
           </w:p>
         </w:tc>
@@ -5639,7 +5859,7 @@
                 <w:sz w:val="18"/>
                 <w:szCs w:val="18"/>
               </w:rPr>
-              <w:t xml:space="preserve">15,000</w:t>
+              <w:t xml:space="preserve">20,000</w:t>
             </w:r>
           </w:p>
         </w:tc>
@@ -5781,7 +6001,7 @@
                 <w:sz w:val="18"/>
                 <w:szCs w:val="18"/>
               </w:rPr>
-              <w:t xml:space="preserve">15,000</w:t>
+              <w:t xml:space="preserve">20,000</w:t>
             </w:r>
           </w:p>
         </w:tc>
@@ -6138,7 +6358,7 @@
                 <w:sz w:val="18"/>
                 <w:szCs w:val="18"/>
               </w:rPr>
-              <w:t xml:space="preserve">Mobile Apps (Android &amp; iOS)</w:t>
+              <w:t xml:space="preserve">Admin Mobile App (Android &amp; iOS)</w:t>
             </w:r>
           </w:p>
         </w:tc>
@@ -6171,7 +6391,7 @@
                 <w:sz w:val="17"/>
                 <w:szCs w:val="17"/>
               </w:rPr>
-              <w:t xml:space="preserve">Building the mobile apps with offline support and smooth performance.</w:t>
+              <w:t xml:space="preserve">Building the admin companion app with offline support and smooth performance.</w:t>
             </w:r>
           </w:p>
         </w:tc>
@@ -6280,7 +6500,7 @@
                 <w:sz w:val="18"/>
                 <w:szCs w:val="18"/>
               </w:rPr>
-              <w:t xml:space="preserve">Mobile Security</w:t>
+              <w:t xml:space="preserve">Yard Supervisor Mobile App (Android &amp; iOS)</w:t>
             </w:r>
           </w:p>
         </w:tc>
@@ -6313,7 +6533,7 @@
                 <w:sz w:val="17"/>
                 <w:szCs w:val="17"/>
               </w:rPr>
-              <w:t xml:space="preserve">Implementing strict security measures to protect the mobile apps and user data.</w:t>
+              <w:t xml:space="preserve">A separate, role-isolated app: yard dashboard, trip sheet collection, driver advance verification, and PDF generation.</w:t>
             </w:r>
           </w:p>
         </w:tc>
@@ -6349,7 +6569,7 @@
                 <w:sz w:val="18"/>
                 <w:szCs w:val="18"/>
               </w:rPr>
-              <w:t xml:space="preserve">15,000</w:t>
+              <w:t xml:space="preserve">45,000</w:t>
             </w:r>
           </w:p>
         </w:tc>
@@ -6422,7 +6642,7 @@
                 <w:sz w:val="18"/>
                 <w:szCs w:val="18"/>
               </w:rPr>
-              <w:t xml:space="preserve">Server Security</w:t>
+              <w:t xml:space="preserve">In-App Chat &amp; Messaging</w:t>
             </w:r>
           </w:p>
         </w:tc>
@@ -6455,7 +6675,7 @@
                 <w:sz w:val="17"/>
                 <w:szCs w:val="17"/>
               </w:rPr>
-              <w:t xml:space="preserve">Securing the main system against unauthorized access and data breaches.</w:t>
+              <w:t xml:space="preserve">Real time messaging built into the web dashboard and both mobile apps.</w:t>
             </w:r>
           </w:p>
         </w:tc>
@@ -6491,7 +6711,7 @@
                 <w:sz w:val="18"/>
                 <w:szCs w:val="18"/>
               </w:rPr>
-              <w:t xml:space="preserve">10,000</w:t>
+              <w:t xml:space="preserve">20,000</w:t>
             </w:r>
           </w:p>
         </w:tc>
@@ -6564,7 +6784,7 @@
                 <w:sz w:val="18"/>
                 <w:szCs w:val="18"/>
               </w:rPr>
-              <w:t xml:space="preserve">Testing &amp; Launch</w:t>
+              <w:t xml:space="preserve">Mobile Security</w:t>
             </w:r>
           </w:p>
         </w:tc>
@@ -6597,6 +6817,290 @@
                 <w:sz w:val="17"/>
                 <w:szCs w:val="17"/>
               </w:rPr>
+              <w:t xml:space="preserve">TLS pinning, biometric/device-lock, root/jailbreak detection, screenshot &amp; recording protection, and code obfuscation across both mobile apps.</w:t>
+            </w:r>
+          </w:p>
+        </w:tc>
+        <w:tc>
+          <w:tcPr>
+            <w:tcW w:type="dxa" w:w="1600"/>
+            <w:tcBorders>
+              <w:top w:val="single" w:color="D8D8D8" w:sz="2"/>
+              <w:left w:val="single" w:color="D8D8D8" w:sz="2"/>
+              <w:bottom w:val="single" w:color="D8D8D8" w:sz="2"/>
+              <w:right w:val="single" w:color="D8D8D8" w:sz="2"/>
+            </w:tcBorders>
+            <w:shd w:fill="F5F5F5" w:val="clear"/>
+            <w:tcMar>
+              <w:top w:type="dxa" w:w="90"/>
+              <w:left w:type="dxa" w:w="80"/>
+              <w:bottom w:type="dxa" w:w="90"/>
+              <w:right w:type="dxa" w:w="120"/>
+            </w:tcMar>
+            <w:vAlign w:val="center"/>
+          </w:tcPr>
+          <w:p>
+            <w:pPr>
+              <w:spacing w:after="0" w:before="0"/>
+              <w:jc w:val="right"/>
+            </w:pPr>
+            <w:r>
+              <w:rPr>
+                <w:rFonts w:ascii="Calibri" w:cs="Calibri" w:eastAsia="Calibri" w:hAnsi="Calibri"/>
+                <w:b/>
+                <w:bCs/>
+                <w:color w:val="1B3157"/>
+                <w:sz w:val="18"/>
+                <w:szCs w:val="18"/>
+              </w:rPr>
+              <w:t xml:space="preserve">15,000</w:t>
+            </w:r>
+          </w:p>
+        </w:tc>
+      </w:tr>
+      <w:tr>
+        <w:tc>
+          <w:tcPr>
+            <w:tcW w:type="dxa" w:w="400"/>
+            <w:tcBorders>
+              <w:top w:val="single" w:color="D8D8D8" w:sz="2"/>
+              <w:left w:val="single" w:color="D8D8D8" w:sz="2"/>
+              <w:bottom w:val="single" w:color="D8D8D8" w:sz="2"/>
+              <w:right w:val="single" w:color="D8D8D8" w:sz="2"/>
+            </w:tcBorders>
+            <w:shd w:fill="1B3157" w:val="clear"/>
+            <w:tcMar>
+              <w:top w:type="dxa" w:w="90"/>
+              <w:left w:type="dxa" w:w="100"/>
+              <w:bottom w:type="dxa" w:w="90"/>
+              <w:right w:type="dxa" w:w="80"/>
+            </w:tcMar>
+            <w:vAlign w:val="center"/>
+          </w:tcPr>
+          <w:p>
+            <w:pPr>
+              <w:spacing w:after="0" w:before="0"/>
+              <w:jc w:val="center"/>
+            </w:pPr>
+            <w:r>
+              <w:rPr>
+                <w:rFonts w:ascii="Calibri" w:cs="Calibri" w:eastAsia="Calibri" w:hAnsi="Calibri"/>
+                <w:b/>
+                <w:bCs/>
+                <w:color w:val="FFFFFF"/>
+                <w:sz w:val="18"/>
+                <w:szCs w:val="18"/>
+              </w:rPr>
+              <w:t xml:space="preserve">22</w:t>
+            </w:r>
+          </w:p>
+        </w:tc>
+        <w:tc>
+          <w:tcPr>
+            <w:tcW w:type="dxa" w:w="2400"/>
+            <w:tcBorders>
+              <w:top w:val="single" w:color="D8D8D8" w:sz="2"/>
+              <w:left w:val="single" w:color="D8D8D8" w:sz="2"/>
+              <w:bottom w:val="single" w:color="D8D8D8" w:sz="2"/>
+              <w:right w:val="single" w:color="D8D8D8" w:sz="2"/>
+            </w:tcBorders>
+            <w:shd w:fill="FFFFFF" w:val="clear"/>
+            <w:tcMar>
+              <w:top w:type="dxa" w:w="90"/>
+              <w:left w:type="dxa" w:w="120"/>
+              <w:bottom w:type="dxa" w:w="90"/>
+              <w:right w:type="dxa" w:w="80"/>
+            </w:tcMar>
+            <w:vAlign w:val="top"/>
+          </w:tcPr>
+          <w:p>
+            <w:pPr>
+              <w:spacing w:after="0" w:before="0"/>
+            </w:pPr>
+            <w:r>
+              <w:rPr>
+                <w:rFonts w:ascii="Calibri" w:cs="Calibri" w:eastAsia="Calibri" w:hAnsi="Calibri"/>
+                <w:b/>
+                <w:bCs/>
+                <w:color w:val="1B3157"/>
+                <w:sz w:val="18"/>
+                <w:szCs w:val="18"/>
+              </w:rPr>
+              <w:t xml:space="preserve">Server Security</w:t>
+            </w:r>
+          </w:p>
+        </w:tc>
+        <w:tc>
+          <w:tcPr>
+            <w:tcW w:type="dxa" w:w="5346"/>
+            <w:tcBorders>
+              <w:top w:val="single" w:color="D8D8D8" w:sz="2"/>
+              <w:left w:val="single" w:color="D8D8D8" w:sz="2"/>
+              <w:bottom w:val="single" w:color="D8D8D8" w:sz="2"/>
+              <w:right w:val="single" w:color="D8D8D8" w:sz="2"/>
+            </w:tcBorders>
+            <w:shd w:fill="FFFFFF" w:val="clear"/>
+            <w:tcMar>
+              <w:top w:type="dxa" w:w="90"/>
+              <w:left w:type="dxa" w:w="120"/>
+              <w:bottom w:type="dxa" w:w="90"/>
+              <w:right w:type="dxa" w:w="80"/>
+            </w:tcMar>
+            <w:vAlign w:val="top"/>
+          </w:tcPr>
+          <w:p>
+            <w:pPr>
+              <w:spacing w:after="0" w:before="0"/>
+            </w:pPr>
+            <w:r>
+              <w:rPr>
+                <w:rFonts w:ascii="Calibri" w:cs="Calibri" w:eastAsia="Calibri" w:hAnsi="Calibri"/>
+                <w:color w:val="333333"/>
+                <w:sz w:val="17"/>
+                <w:szCs w:val="17"/>
+              </w:rPr>
+              <w:t xml:space="preserve">Securing the main system against unauthorized access and data breaches.</w:t>
+            </w:r>
+          </w:p>
+        </w:tc>
+        <w:tc>
+          <w:tcPr>
+            <w:tcW w:type="dxa" w:w="1600"/>
+            <w:tcBorders>
+              <w:top w:val="single" w:color="D8D8D8" w:sz="2"/>
+              <w:left w:val="single" w:color="D8D8D8" w:sz="2"/>
+              <w:bottom w:val="single" w:color="D8D8D8" w:sz="2"/>
+              <w:right w:val="single" w:color="D8D8D8" w:sz="2"/>
+            </w:tcBorders>
+            <w:shd w:fill="FFFFFF" w:val="clear"/>
+            <w:tcMar>
+              <w:top w:type="dxa" w:w="90"/>
+              <w:left w:type="dxa" w:w="80"/>
+              <w:bottom w:type="dxa" w:w="90"/>
+              <w:right w:type="dxa" w:w="120"/>
+            </w:tcMar>
+            <w:vAlign w:val="center"/>
+          </w:tcPr>
+          <w:p>
+            <w:pPr>
+              <w:spacing w:after="0" w:before="0"/>
+              <w:jc w:val="right"/>
+            </w:pPr>
+            <w:r>
+              <w:rPr>
+                <w:rFonts w:ascii="Calibri" w:cs="Calibri" w:eastAsia="Calibri" w:hAnsi="Calibri"/>
+                <w:b/>
+                <w:bCs/>
+                <w:color w:val="1B3157"/>
+                <w:sz w:val="18"/>
+                <w:szCs w:val="18"/>
+              </w:rPr>
+              <w:t xml:space="preserve">13,000</w:t>
+            </w:r>
+          </w:p>
+        </w:tc>
+      </w:tr>
+      <w:tr>
+        <w:tc>
+          <w:tcPr>
+            <w:tcW w:type="dxa" w:w="400"/>
+            <w:tcBorders>
+              <w:top w:val="single" w:color="D8D8D8" w:sz="2"/>
+              <w:left w:val="single" w:color="D8D8D8" w:sz="2"/>
+              <w:bottom w:val="single" w:color="D8D8D8" w:sz="2"/>
+              <w:right w:val="single" w:color="D8D8D8" w:sz="2"/>
+            </w:tcBorders>
+            <w:shd w:fill="1B3157" w:val="clear"/>
+            <w:tcMar>
+              <w:top w:type="dxa" w:w="90"/>
+              <w:left w:type="dxa" w:w="100"/>
+              <w:bottom w:type="dxa" w:w="90"/>
+              <w:right w:type="dxa" w:w="80"/>
+            </w:tcMar>
+            <w:vAlign w:val="center"/>
+          </w:tcPr>
+          <w:p>
+            <w:pPr>
+              <w:spacing w:after="0" w:before="0"/>
+              <w:jc w:val="center"/>
+            </w:pPr>
+            <w:r>
+              <w:rPr>
+                <w:rFonts w:ascii="Calibri" w:cs="Calibri" w:eastAsia="Calibri" w:hAnsi="Calibri"/>
+                <w:b/>
+                <w:bCs/>
+                <w:color w:val="FFFFFF"/>
+                <w:sz w:val="18"/>
+                <w:szCs w:val="18"/>
+              </w:rPr>
+              <w:t xml:space="preserve">23</w:t>
+            </w:r>
+          </w:p>
+        </w:tc>
+        <w:tc>
+          <w:tcPr>
+            <w:tcW w:type="dxa" w:w="2400"/>
+            <w:tcBorders>
+              <w:top w:val="single" w:color="D8D8D8" w:sz="2"/>
+              <w:left w:val="single" w:color="D8D8D8" w:sz="2"/>
+              <w:bottom w:val="single" w:color="D8D8D8" w:sz="2"/>
+              <w:right w:val="single" w:color="D8D8D8" w:sz="2"/>
+            </w:tcBorders>
+            <w:shd w:fill="F5F5F5" w:val="clear"/>
+            <w:tcMar>
+              <w:top w:type="dxa" w:w="90"/>
+              <w:left w:type="dxa" w:w="120"/>
+              <w:bottom w:type="dxa" w:w="90"/>
+              <w:right w:type="dxa" w:w="80"/>
+            </w:tcMar>
+            <w:vAlign w:val="top"/>
+          </w:tcPr>
+          <w:p>
+            <w:pPr>
+              <w:spacing w:after="0" w:before="0"/>
+            </w:pPr>
+            <w:r>
+              <w:rPr>
+                <w:rFonts w:ascii="Calibri" w:cs="Calibri" w:eastAsia="Calibri" w:hAnsi="Calibri"/>
+                <w:b/>
+                <w:bCs/>
+                <w:color w:val="1B3157"/>
+                <w:sz w:val="18"/>
+                <w:szCs w:val="18"/>
+              </w:rPr>
+              <w:t xml:space="preserve">Testing &amp; Launch</w:t>
+            </w:r>
+          </w:p>
+        </w:tc>
+        <w:tc>
+          <w:tcPr>
+            <w:tcW w:type="dxa" w:w="5346"/>
+            <w:tcBorders>
+              <w:top w:val="single" w:color="D8D8D8" w:sz="2"/>
+              <w:left w:val="single" w:color="D8D8D8" w:sz="2"/>
+              <w:bottom w:val="single" w:color="D8D8D8" w:sz="2"/>
+              <w:right w:val="single" w:color="D8D8D8" w:sz="2"/>
+            </w:tcBorders>
+            <w:shd w:fill="F5F5F5" w:val="clear"/>
+            <w:tcMar>
+              <w:top w:type="dxa" w:w="90"/>
+              <w:left w:type="dxa" w:w="120"/>
+              <w:bottom w:type="dxa" w:w="90"/>
+              <w:right w:type="dxa" w:w="80"/>
+            </w:tcMar>
+            <w:vAlign w:val="top"/>
+          </w:tcPr>
+          <w:p>
+            <w:pPr>
+              <w:spacing w:after="0" w:before="0"/>
+            </w:pPr>
+            <w:r>
+              <w:rPr>
+                <w:rFonts w:ascii="Calibri" w:cs="Calibri" w:eastAsia="Calibri" w:hAnsi="Calibri"/>
+                <w:color w:val="333333"/>
+                <w:sz w:val="17"/>
+                <w:szCs w:val="17"/>
+              </w:rPr>
               <w:t xml:space="preserve">Final testing, setting up the server, and ensuring everything runs perfectly.</w:t>
             </w:r>
           </w:p>
@@ -6633,7 +7137,7 @@
                 <w:sz w:val="18"/>
                 <w:szCs w:val="18"/>
               </w:rPr>
-              <w:t xml:space="preserve">10,000</w:t>
+              <w:t xml:space="preserve">15,000</w:t>
             </w:r>
           </w:p>
         </w:tc>
@@ -6775,7 +7279,7 @@
                 <w:sz w:val="20"/>
                 <w:szCs w:val="20"/>
               </w:rPr>
-              <w:t xml:space="preserve">3,00,000</w:t>
+              <w:t xml:space="preserve">4,00,000</w:t>
             </w:r>
           </w:p>
         </w:tc>
@@ -6848,7 +7352,7 @@
                 <w:sz w:val="19"/>
                 <w:szCs w:val="19"/>
               </w:rPr>
-              <w:t xml:space="preserve">All figures are in Indian Rupees (₹). This is a special partner rate; the market rate for a system with these features is typically ₹5 to ₹6 lakhs.</w:t>
+              <w:t xml:space="preserve">All figures are in Indian Rupees (₹). This is a special partner rate; the market rate for a system with these features is typically ₹6 to ₹7 lakhs.</w:t>
             </w:r>
           </w:p>
         </w:tc>
@@ -7118,7 +7622,7 @@
                 <w:sz w:val="19"/>
                 <w:szCs w:val="19"/>
               </w:rPr>
-              <w:t xml:space="preserve">1,20,000</w:t>
+              <w:t xml:space="preserve">1,60,000</w:t>
             </w:r>
           </w:p>
         </w:tc>
@@ -7224,7 +7728,7 @@
                 <w:sz w:val="19"/>
                 <w:szCs w:val="19"/>
               </w:rPr>
-              <w:t xml:space="preserve">90,000</w:t>
+              <w:t xml:space="preserve">1,20,000</w:t>
             </w:r>
           </w:p>
         </w:tc>
@@ -7330,7 +7834,7 @@
                 <w:sz w:val="19"/>
                 <w:szCs w:val="19"/>
               </w:rPr>
-              <w:t xml:space="preserve">90,000</w:t>
+              <w:t xml:space="preserve">1,20,000</w:t>
             </w:r>
           </w:p>
         </w:tc>
@@ -7436,7 +7940,7 @@
                 <w:sz w:val="19"/>
                 <w:szCs w:val="19"/>
               </w:rPr>
-              <w:t xml:space="preserve">3,00,000</w:t>
+              <w:t xml:space="preserve">4,00,000</w:t>
             </w:r>
           </w:p>
         </w:tc>
@@ -7588,7 +8092,7 @@
           <w:sz w:val="20"/>
           <w:szCs w:val="20"/>
         </w:rPr>
-        <w:t xml:space="preserve">Ready to install mobile apps for Android and iOS</w:t>
+        <w:t xml:space="preserve">Ready to install Admin and Yard Supervisor mobile apps for Android and iOS</w:t>
       </w:r>
     </w:p>
     <w:p>
@@ -7802,7 +8306,7 @@
           <w:sz w:val="20"/>
           <w:szCs w:val="20"/>
         </w:rPr>
-        <w:t xml:space="preserve">The ₹3,00,000 price tag is offered as a long term partnership rate. A system of this massive scale, including web, desktop, and mobile applications, advanced security, and comprehensive business management features, would typically cost between ₹5 to ₹6 lakhs in the open market. This price reflects our commitment to building a lasting relationship with Canaan and supporting your business growth.</w:t>
+        <w:t xml:space="preserve">The ₹4,00,000 price tag is offered as a long term partnership rate. A system of this massive scale, including web, desktop, two dedicated mobile applications (Admin and Yard Supervisor), in-app chat, advanced security, and comprehensive business management features, would typically cost between ₹6 to ₹7 lakhs in the open market. This price reflects our commitment to building a lasting relationship with Canaan and supporting your business growth.</w:t>
       </w:r>
     </w:p>
     <w:p>
